--- a/io/io.docx
+++ b/io/io.docx
@@ -4,9 +4,7 @@
   <w:body>
     <w:p>
       <w:pPr>
-        <w:rPr>
-          <w:rFonts w:hint="eastAsia"/>
-        </w:rPr>
+        <w:pStyle w:val="1"/>
       </w:pPr>
       <w:r>
         <w:rPr>
@@ -22,78 +20,2067 @@
       </w:r>
       <w:r>
         <w:t>网络模型</w:t>
+      </w:r>
+    </w:p>
+    <w:p>
+      <w:r>
+        <w:rPr>
+          <w:rFonts w:hint="eastAsia"/>
+        </w:rPr>
+        <w:t>在</w:t>
+      </w:r>
+      <w:r>
+        <w:t>业务执行过程中，</w:t>
+      </w:r>
+      <w:r>
+        <w:rPr>
+          <w:rFonts w:hint="eastAsia"/>
+        </w:rPr>
+        <w:t>常伴随</w:t>
+      </w:r>
+      <w:r>
+        <w:t>大量的</w:t>
+      </w:r>
+      <w:r>
+        <w:t>IO</w:t>
+      </w:r>
+      <w:r>
+        <w:t>操作，如何</w:t>
+      </w:r>
+      <w:r>
+        <w:t>IO</w:t>
+      </w:r>
+      <w:r>
+        <w:rPr>
+          <w:rFonts w:hint="eastAsia"/>
+        </w:rPr>
+        <w:t>操作</w:t>
+      </w:r>
+      <w:r>
+        <w:t>和</w:t>
+      </w:r>
+      <w:r>
+        <w:t>CPU</w:t>
+      </w:r>
+      <w:r>
+        <w:t>消耗不能合理</w:t>
+      </w:r>
+      <w:r>
+        <w:rPr>
+          <w:rFonts w:hint="eastAsia"/>
+        </w:rPr>
+        <w:t>安排</w:t>
+      </w:r>
+      <w:r>
+        <w:t>，</w:t>
+      </w:r>
+      <w:r>
+        <w:rPr>
+          <w:rFonts w:hint="eastAsia"/>
+        </w:rPr>
+        <w:t>将会导致整体</w:t>
+      </w:r>
+      <w:r>
+        <w:t>业务执行效率低下，用户体验极差。</w:t>
+      </w:r>
+    </w:p>
+    <w:p>
+      <w:r>
+        <w:rPr>
+          <w:rFonts w:hint="eastAsia"/>
+        </w:rPr>
+        <w:t>比如</w:t>
+      </w:r>
+      <w:r>
+        <w:t>手机启动过程，有大量</w:t>
+      </w:r>
+      <w:r>
+        <w:t>CPU</w:t>
+      </w:r>
+      <w:r>
+        <w:t>消耗</w:t>
+      </w:r>
+      <w:r>
+        <w:rPr>
+          <w:rFonts w:hint="eastAsia"/>
+        </w:rPr>
+        <w:t>和</w:t>
+      </w:r>
+      <w:r>
+        <w:t>IO</w:t>
+      </w:r>
+      <w:r>
+        <w:t>操作</w:t>
+      </w:r>
+      <w:r>
+        <w:rPr>
+          <w:rFonts w:hint="eastAsia"/>
+        </w:rPr>
+        <w:t>。用</w:t>
+      </w:r>
+      <w:proofErr w:type="spellStart"/>
+      <w:r>
+        <w:t>Bootchart</w:t>
+      </w:r>
+      <w:proofErr w:type="spellEnd"/>
+      <w:r>
+        <w:t>:</w:t>
+      </w:r>
+      <w:r>
+        <w:rPr>
+          <w:rFonts w:hint="eastAsia"/>
+        </w:rPr>
+        <w:t>记录</w:t>
+      </w:r>
+      <w:r>
+        <w:rPr>
+          <w:rFonts w:hint="eastAsia"/>
+        </w:rPr>
+        <w:t>android</w:t>
+      </w:r>
+      <w:r>
+        <w:rPr>
+          <w:rFonts w:hint="eastAsia"/>
+        </w:rPr>
+        <w:t>启动</w:t>
+      </w:r>
+      <w:r>
+        <w:t>过程的</w:t>
+      </w:r>
+      <w:r>
+        <w:t>CPU/IO</w:t>
+      </w:r>
+      <w:r>
+        <w:t>消耗</w:t>
+      </w:r>
+      <w:r>
+        <w:rPr>
+          <w:rFonts w:hint="eastAsia"/>
+        </w:rPr>
+        <w:t>如下图</w:t>
+      </w:r>
+    </w:p>
+    <w:p>
+      <w:r>
+        <w:rPr>
+          <w:rFonts w:hint="eastAsia"/>
+          <w:noProof/>
+        </w:rPr>
+        <w:drawing>
+          <wp:inline distT="0" distB="0" distL="0" distR="0">
+            <wp:extent cx="5274310" cy="3098165"/>
+            <wp:effectExtent l="0" t="0" r="2540" b="6985"/>
+            <wp:docPr id="1" name="图片 1"/>
+            <wp:cNvGraphicFramePr>
+              <a:graphicFrameLocks xmlns:a="http://schemas.openxmlformats.org/drawingml/2006/main" noChangeAspect="1"/>
+            </wp:cNvGraphicFramePr>
+            <a:graphic xmlns:a="http://schemas.openxmlformats.org/drawingml/2006/main">
+              <a:graphicData uri="http://schemas.openxmlformats.org/drawingml/2006/picture">
+                <pic:pic xmlns:pic="http://schemas.openxmlformats.org/drawingml/2006/picture">
+                  <pic:nvPicPr>
+                    <pic:cNvPr id="1" name="io0.png"/>
+                    <pic:cNvPicPr/>
+                  </pic:nvPicPr>
+                  <pic:blipFill>
+                    <a:blip r:embed="rId4">
+                      <a:extLst>
+                        <a:ext uri="{28A0092B-C50C-407E-A947-70E740481C1C}">
+                          <a14:useLocalDpi xmlns:a14="http://schemas.microsoft.com/office/drawing/2010/main" val="0"/>
+                        </a:ext>
+                      </a:extLst>
+                    </a:blip>
+                    <a:stretch>
+                      <a:fillRect/>
+                    </a:stretch>
+                  </pic:blipFill>
+                  <pic:spPr>
+                    <a:xfrm>
+                      <a:off x="0" y="0"/>
+                      <a:ext cx="5274310" cy="3098165"/>
+                    </a:xfrm>
+                    <a:prstGeom prst="rect">
+                      <a:avLst/>
+                    </a:prstGeom>
+                  </pic:spPr>
+                </pic:pic>
+              </a:graphicData>
+            </a:graphic>
+          </wp:inline>
+        </w:drawing>
+      </w:r>
+    </w:p>
+    <w:p>
+      <w:proofErr w:type="spellStart"/>
+      <w:r>
+        <w:t>Systemd</w:t>
+      </w:r>
+      <w:proofErr w:type="spellEnd"/>
+      <w:r>
+        <w:t xml:space="preserve"> </w:t>
+      </w:r>
+      <w:proofErr w:type="spellStart"/>
+      <w:r>
+        <w:t>readahead</w:t>
+      </w:r>
+      <w:proofErr w:type="spellEnd"/>
+      <w:r>
+        <w:t>:</w:t>
+      </w:r>
+    </w:p>
+    <w:p>
+      <w:proofErr w:type="spellStart"/>
+      <w:r>
+        <w:t>Systemd</w:t>
+      </w:r>
+      <w:proofErr w:type="spellEnd"/>
+      <w:r>
+        <w:t xml:space="preserve"> </w:t>
+      </w:r>
+      <w:proofErr w:type="spellStart"/>
+      <w:r>
+        <w:t>readahead-collect.service</w:t>
+      </w:r>
+      <w:proofErr w:type="spellEnd"/>
+      <w:r>
+        <w:rPr>
+          <w:rFonts w:hint="eastAsia"/>
+        </w:rPr>
+        <w:t>搜集</w:t>
+      </w:r>
+      <w:r>
+        <w:t>系统启动过程中的文件访问</w:t>
+      </w:r>
+      <w:r>
+        <w:rPr>
+          <w:rFonts w:hint="eastAsia"/>
+        </w:rPr>
+        <w:t>信息</w:t>
+      </w:r>
+      <w:r>
+        <w:t>，</w:t>
+      </w:r>
+      <w:proofErr w:type="spellStart"/>
+      <w:r>
+        <w:t>Systemd</w:t>
+      </w:r>
+      <w:proofErr w:type="spellEnd"/>
+      <w:r>
+        <w:t xml:space="preserve"> </w:t>
+      </w:r>
+      <w:proofErr w:type="spellStart"/>
+      <w:r>
+        <w:t>readahead-replay.service</w:t>
+      </w:r>
+      <w:proofErr w:type="spellEnd"/>
+      <w:r>
+        <w:t>在后续</w:t>
+      </w:r>
+      <w:r>
+        <w:rPr>
+          <w:rFonts w:hint="eastAsia"/>
+        </w:rPr>
+        <w:t>启动</w:t>
+      </w:r>
+      <w:r>
+        <w:t>过程中完成回放</w:t>
+      </w:r>
+      <w:r>
+        <w:rPr>
+          <w:rFonts w:hint="eastAsia"/>
+        </w:rPr>
+        <w:t>，</w:t>
+      </w:r>
+      <w:r>
+        <w:t>即将</w:t>
+      </w:r>
+      <w:r>
+        <w:t>IO</w:t>
+      </w:r>
+      <w:r>
+        <w:t>操作与</w:t>
+      </w:r>
+      <w:r>
+        <w:t>CPU</w:t>
+      </w:r>
+      <w:r>
+        <w:t>并行；</w:t>
+      </w:r>
+    </w:p>
+    <w:p>
+      <w:r>
+        <w:rPr>
+          <w:rFonts w:hint="eastAsia"/>
+          <w:noProof/>
+        </w:rPr>
+        <w:drawing>
+          <wp:inline distT="0" distB="0" distL="0" distR="0">
+            <wp:extent cx="5274310" cy="1544320"/>
+            <wp:effectExtent l="0" t="0" r="2540" b="0"/>
+            <wp:docPr id="2" name="图片 2"/>
+            <wp:cNvGraphicFramePr>
+              <a:graphicFrameLocks xmlns:a="http://schemas.openxmlformats.org/drawingml/2006/main" noChangeAspect="1"/>
+            </wp:cNvGraphicFramePr>
+            <a:graphic xmlns:a="http://schemas.openxmlformats.org/drawingml/2006/main">
+              <a:graphicData uri="http://schemas.openxmlformats.org/drawingml/2006/picture">
+                <pic:pic xmlns:pic="http://schemas.openxmlformats.org/drawingml/2006/picture">
+                  <pic:nvPicPr>
+                    <pic:cNvPr id="2" name="io1.png"/>
+                    <pic:cNvPicPr/>
+                  </pic:nvPicPr>
+                  <pic:blipFill>
+                    <a:blip r:embed="rId5">
+                      <a:extLst>
+                        <a:ext uri="{28A0092B-C50C-407E-A947-70E740481C1C}">
+                          <a14:useLocalDpi xmlns:a14="http://schemas.microsoft.com/office/drawing/2010/main" val="0"/>
+                        </a:ext>
+                      </a:extLst>
+                    </a:blip>
+                    <a:stretch>
+                      <a:fillRect/>
+                    </a:stretch>
+                  </pic:blipFill>
+                  <pic:spPr>
+                    <a:xfrm>
+                      <a:off x="0" y="0"/>
+                      <a:ext cx="5274310" cy="1544320"/>
+                    </a:xfrm>
+                    <a:prstGeom prst="rect">
+                      <a:avLst/>
+                    </a:prstGeom>
+                  </pic:spPr>
+                </pic:pic>
+              </a:graphicData>
+            </a:graphic>
+          </wp:inline>
+        </w:drawing>
+      </w:r>
+    </w:p>
+    <w:p>
+      <w:r>
+        <w:rPr>
+          <w:rFonts w:hint="eastAsia"/>
+        </w:rPr>
+        <w:t>提高</w:t>
+      </w:r>
+      <w:r>
+        <w:t>效率的一个宗旨，</w:t>
+      </w:r>
+      <w:r>
+        <w:rPr>
+          <w:rFonts w:hint="eastAsia"/>
+        </w:rPr>
+        <w:t>把</w:t>
+      </w:r>
+      <w:r>
+        <w:t>CPU</w:t>
+      </w:r>
+      <w:r>
+        <w:t>和</w:t>
+      </w:r>
+      <w:r>
+        <w:t>IO</w:t>
+      </w:r>
+      <w:r>
+        <w:t>的交替等，变为</w:t>
+      </w:r>
+      <w:r>
+        <w:t>CPU</w:t>
+      </w:r>
+      <w:r>
+        <w:t>和</w:t>
+      </w:r>
+      <w:r>
+        <w:t>IO</w:t>
+      </w:r>
+      <w:r>
+        <w:rPr>
+          <w:rFonts w:hint="eastAsia"/>
+        </w:rPr>
+        <w:t>操作</w:t>
+      </w:r>
+      <w:r>
+        <w:t>(</w:t>
+      </w:r>
+      <w:r>
+        <w:rPr>
+          <w:rFonts w:hint="eastAsia"/>
+        </w:rPr>
+        <w:t>很多</w:t>
+      </w:r>
+      <w:r>
+        <w:t>不需要</w:t>
+      </w:r>
+      <w:r>
+        <w:t>CPU</w:t>
+      </w:r>
+      <w:r>
+        <w:t>参与</w:t>
+      </w:r>
+      <w:r>
+        <w:t>)</w:t>
+      </w:r>
+      <w:r>
+        <w:rPr>
+          <w:rFonts w:hint="eastAsia"/>
+        </w:rPr>
+        <w:t>同时</w:t>
+      </w:r>
+      <w:r>
+        <w:t>工作，</w:t>
+      </w:r>
+      <w:r>
+        <w:rPr>
+          <w:rFonts w:hint="eastAsia"/>
+        </w:rPr>
+        <w:t>充分</w:t>
+      </w:r>
+      <w:r>
+        <w:t>利用系统资源；</w:t>
+      </w:r>
+    </w:p>
+    <w:p>
+      <w:pPr>
+        <w:rPr>
+          <w:rFonts w:hint="eastAsia"/>
+        </w:rPr>
+      </w:pPr>
+      <w:r>
+        <w:rPr>
+          <w:rFonts w:hint="eastAsia"/>
+        </w:rPr>
+        <w:t>为解决</w:t>
+      </w:r>
+      <w:r>
+        <w:t>CPU/IO</w:t>
+      </w:r>
+      <w:r>
+        <w:t>并行问题，</w:t>
+      </w:r>
+      <w:r>
+        <w:t>Linux</w:t>
+      </w:r>
+      <w:r>
+        <w:t>提供了很多</w:t>
+      </w:r>
+      <w:r>
+        <w:t>IO</w:t>
+      </w:r>
+      <w:r>
+        <w:t>模型；</w:t>
+      </w:r>
+    </w:p>
+    <w:p/>
+    <w:p>
+      <w:pPr>
+        <w:pStyle w:val="2"/>
+      </w:pPr>
+      <w:r>
+        <w:rPr>
+          <w:rFonts w:hint="eastAsia"/>
+        </w:rPr>
+        <w:t>1</w:t>
+      </w:r>
+      <w:r>
+        <w:t>.</w:t>
+      </w:r>
+      <w:r>
+        <w:rPr>
+          <w:rFonts w:hint="eastAsia"/>
+        </w:rPr>
+        <w:t>阻塞</w:t>
+      </w:r>
+    </w:p>
+    <w:p>
+      <w:r>
+        <w:rPr>
+          <w:rFonts w:hint="eastAsia"/>
+        </w:rPr>
+        <w:t>一般来说</w:t>
+      </w:r>
+      <w:r>
+        <w:t>，</w:t>
+      </w:r>
+      <w:r>
+        <w:rPr>
+          <w:rFonts w:hint="eastAsia"/>
+        </w:rPr>
+        <w:t>进程阻塞，</w:t>
+      </w:r>
+      <w:r>
+        <w:t>等待</w:t>
+      </w:r>
+      <w:r>
+        <w:t>IO</w:t>
+      </w:r>
+      <w:r>
+        <w:t>条件</w:t>
+      </w:r>
+      <w:r>
+        <w:rPr>
+          <w:rFonts w:hint="eastAsia"/>
+        </w:rPr>
+        <w:t>满足</w:t>
+      </w:r>
+      <w:r>
+        <w:t>才返回</w:t>
+      </w:r>
+      <w:r>
+        <w:rPr>
+          <w:rFonts w:hint="eastAsia"/>
+        </w:rPr>
+        <w:t>；</w:t>
+      </w:r>
+    </w:p>
+    <w:p>
+      <w:r>
+        <w:rPr>
+          <w:noProof/>
+        </w:rPr>
+        <w:lastRenderedPageBreak/>
+        <w:drawing>
+          <wp:inline distT="0" distB="0" distL="0" distR="0">
+            <wp:extent cx="4020111" cy="1962424"/>
+            <wp:effectExtent l="0" t="0" r="0" b="0"/>
+            <wp:docPr id="12" name="图片 12"/>
+            <wp:cNvGraphicFramePr>
+              <a:graphicFrameLocks xmlns:a="http://schemas.openxmlformats.org/drawingml/2006/main" noChangeAspect="1"/>
+            </wp:cNvGraphicFramePr>
+            <a:graphic xmlns:a="http://schemas.openxmlformats.org/drawingml/2006/main">
+              <a:graphicData uri="http://schemas.openxmlformats.org/drawingml/2006/picture">
+                <pic:pic xmlns:pic="http://schemas.openxmlformats.org/drawingml/2006/picture">
+                  <pic:nvPicPr>
+                    <pic:cNvPr id="12" name="io2.png"/>
+                    <pic:cNvPicPr/>
+                  </pic:nvPicPr>
+                  <pic:blipFill>
+                    <a:blip r:embed="rId6">
+                      <a:extLst>
+                        <a:ext uri="{28A0092B-C50C-407E-A947-70E740481C1C}">
+                          <a14:useLocalDpi xmlns:a14="http://schemas.microsoft.com/office/drawing/2010/main" val="0"/>
+                        </a:ext>
+                      </a:extLst>
+                    </a:blip>
+                    <a:stretch>
+                      <a:fillRect/>
+                    </a:stretch>
+                  </pic:blipFill>
+                  <pic:spPr>
+                    <a:xfrm>
+                      <a:off x="0" y="0"/>
+                      <a:ext cx="4020111" cy="1962424"/>
+                    </a:xfrm>
+                    <a:prstGeom prst="rect">
+                      <a:avLst/>
+                    </a:prstGeom>
+                  </pic:spPr>
+                </pic:pic>
+              </a:graphicData>
+            </a:graphic>
+          </wp:inline>
+        </w:drawing>
+      </w:r>
+    </w:p>
+    <w:p/>
+    <w:p>
+      <w:r>
+        <w:rPr>
+          <w:rFonts w:hint="eastAsia"/>
+        </w:rPr>
+        <w:t>有个</w:t>
+      </w:r>
+      <w:r>
+        <w:t>例外，</w:t>
+      </w:r>
+      <w:r>
+        <w:rPr>
+          <w:rFonts w:hint="eastAsia"/>
+        </w:rPr>
+        <w:t>阻塞</w:t>
+      </w:r>
+      <w:r>
+        <w:t>可以被信号打断；</w:t>
+      </w:r>
+    </w:p>
+    <w:p>
+      <w:r>
+        <w:rPr>
+          <w:rFonts w:hint="eastAsia"/>
+          <w:noProof/>
+        </w:rPr>
+        <w:drawing>
+          <wp:inline distT="0" distB="0" distL="0" distR="0">
+            <wp:extent cx="5274310" cy="3535045"/>
+            <wp:effectExtent l="0" t="0" r="2540" b="8255"/>
+            <wp:docPr id="4" name="图片 4"/>
+            <wp:cNvGraphicFramePr>
+              <a:graphicFrameLocks xmlns:a="http://schemas.openxmlformats.org/drawingml/2006/main" noChangeAspect="1"/>
+            </wp:cNvGraphicFramePr>
+            <a:graphic xmlns:a="http://schemas.openxmlformats.org/drawingml/2006/main">
+              <a:graphicData uri="http://schemas.openxmlformats.org/drawingml/2006/picture">
+                <pic:pic xmlns:pic="http://schemas.openxmlformats.org/drawingml/2006/picture">
+                  <pic:nvPicPr>
+                    <pic:cNvPr id="4" name="io3.png"/>
+                    <pic:cNvPicPr/>
+                  </pic:nvPicPr>
+                  <pic:blipFill>
+                    <a:blip r:embed="rId7">
+                      <a:extLst>
+                        <a:ext uri="{28A0092B-C50C-407E-A947-70E740481C1C}">
+                          <a14:useLocalDpi xmlns:a14="http://schemas.microsoft.com/office/drawing/2010/main" val="0"/>
+                        </a:ext>
+                      </a:extLst>
+                    </a:blip>
+                    <a:stretch>
+                      <a:fillRect/>
+                    </a:stretch>
+                  </pic:blipFill>
+                  <pic:spPr>
+                    <a:xfrm>
+                      <a:off x="0" y="0"/>
+                      <a:ext cx="5274310" cy="3535045"/>
+                    </a:xfrm>
+                    <a:prstGeom prst="rect">
+                      <a:avLst/>
+                    </a:prstGeom>
+                  </pic:spPr>
+                </pic:pic>
+              </a:graphicData>
+            </a:graphic>
+          </wp:inline>
+        </w:drawing>
+      </w:r>
+    </w:p>
+    <w:p>
+      <w:r>
+        <w:rPr>
+          <w:rFonts w:hint="eastAsia"/>
+        </w:rPr>
+        <w:t>若</w:t>
+      </w:r>
+      <w:r>
+        <w:t>设置信号标记，</w:t>
+      </w:r>
+      <w:proofErr w:type="spellStart"/>
+      <w:r>
+        <w:t>act.sa_flags</w:t>
+      </w:r>
+      <w:proofErr w:type="spellEnd"/>
+      <w:r>
+        <w:t xml:space="preserve"> |= SA_RESTART;</w:t>
+      </w:r>
+      <w:r>
+        <w:t xml:space="preserve"> </w:t>
+      </w:r>
+      <w:r>
+        <w:t>发送信号</w:t>
+      </w:r>
+      <w:r>
+        <w:rPr>
+          <w:rFonts w:hint="eastAsia"/>
+        </w:rPr>
+        <w:t>阻塞</w:t>
+      </w:r>
+      <w:r>
+        <w:t>不返回</w:t>
+      </w:r>
+      <w:r>
+        <w:rPr>
+          <w:rFonts w:hint="eastAsia"/>
+        </w:rPr>
+        <w:t>，</w:t>
+      </w:r>
+      <w:r>
+        <w:t>但是信号响应函数还是会调用；</w:t>
+      </w:r>
+      <w:r>
+        <w:rPr>
+          <w:rFonts w:hint="eastAsia"/>
+        </w:rPr>
+        <w:t>相当于</w:t>
+      </w:r>
+      <w:r>
+        <w:t>系统自动重新进入</w:t>
+      </w:r>
+      <w:r>
+        <w:rPr>
+          <w:rFonts w:hint="eastAsia"/>
+        </w:rPr>
+        <w:t>阻塞</w:t>
+      </w:r>
+      <w:r>
+        <w:t>；</w:t>
+      </w:r>
+    </w:p>
+    <w:p/>
+    <w:p>
+      <w:r>
+        <w:rPr>
+          <w:rFonts w:hint="eastAsia"/>
+        </w:rPr>
+        <w:t>用</w:t>
+      </w:r>
+      <w:r>
+        <w:t>signal()</w:t>
+      </w:r>
+      <w:r>
+        <w:rPr>
+          <w:rFonts w:hint="eastAsia"/>
+        </w:rPr>
+        <w:t>函数</w:t>
+      </w:r>
+      <w:r>
+        <w:rPr>
+          <w:rFonts w:hint="eastAsia"/>
+        </w:rPr>
+        <w:t>设置</w:t>
+      </w:r>
+      <w:r>
+        <w:t>信号，其</w:t>
+      </w:r>
+      <w:r>
+        <w:t>调用</w:t>
+      </w:r>
+      <w:proofErr w:type="spellStart"/>
+      <w:r>
+        <w:rPr>
+          <w:rFonts w:hint="eastAsia"/>
+        </w:rPr>
+        <w:t>sigaction</w:t>
+      </w:r>
+      <w:proofErr w:type="spellEnd"/>
+      <w:r>
+        <w:rPr>
+          <w:rFonts w:hint="eastAsia"/>
+        </w:rPr>
+        <w:t>自动</w:t>
+      </w:r>
+      <w:r>
+        <w:t>设置</w:t>
+      </w:r>
+      <w:r>
+        <w:t>SA_RESTART</w:t>
+      </w:r>
+      <w:r>
+        <w:rPr>
+          <w:rFonts w:hint="eastAsia"/>
+        </w:rPr>
+        <w:t>；</w:t>
+      </w:r>
+    </w:p>
+    <w:p/>
+    <w:p>
+      <w:pPr>
+        <w:pStyle w:val="2"/>
+      </w:pPr>
+      <w:r>
+        <w:rPr>
+          <w:rFonts w:hint="eastAsia"/>
+        </w:rPr>
+        <w:t>2</w:t>
+      </w:r>
+      <w:r>
+        <w:t>.</w:t>
+      </w:r>
+      <w:r>
+        <w:rPr>
+          <w:rFonts w:hint="eastAsia"/>
+        </w:rPr>
+        <w:t>非</w:t>
+      </w:r>
+      <w:r>
+        <w:t>阻塞</w:t>
+      </w:r>
+    </w:p>
+    <w:p>
+      <w:r>
+        <w:t>R</w:t>
+      </w:r>
+      <w:r>
+        <w:rPr>
+          <w:rFonts w:hint="eastAsia"/>
+        </w:rPr>
+        <w:t>ead/</w:t>
+      </w:r>
+      <w:r>
+        <w:t>write</w:t>
+      </w:r>
+      <w:r>
+        <w:rPr>
+          <w:rFonts w:hint="eastAsia"/>
+        </w:rPr>
+        <w:t>等</w:t>
+      </w:r>
+      <w:r>
+        <w:t>IO</w:t>
+      </w:r>
+      <w:r>
+        <w:t>调用，</w:t>
+      </w:r>
+      <w:r>
+        <w:t>IO</w:t>
+      </w:r>
+      <w:r>
+        <w:t>设备没就绪，直接返回，实际工程上用的不多；</w:t>
+      </w:r>
+    </w:p>
+    <w:p/>
+    <w:p>
+      <w:pPr>
+        <w:pStyle w:val="2"/>
+      </w:pPr>
+      <w:r>
+        <w:rPr>
+          <w:rFonts w:hint="eastAsia"/>
+        </w:rPr>
+        <w:t>3</w:t>
+      </w:r>
+      <w:r>
+        <w:t>.</w:t>
+      </w:r>
+      <w:r>
+        <w:rPr>
+          <w:rFonts w:hint="eastAsia"/>
+        </w:rPr>
+        <w:t>多路</w:t>
+      </w:r>
+      <w:r>
+        <w:t>复用</w:t>
+      </w:r>
+    </w:p>
+    <w:p>
+      <w:r>
+        <w:rPr>
+          <w:rFonts w:hint="eastAsia"/>
+        </w:rPr>
+        <w:t>实际</w:t>
+      </w:r>
+      <w:r>
+        <w:t>业务中，</w:t>
+      </w:r>
+      <w:r>
+        <w:rPr>
+          <w:rFonts w:hint="eastAsia"/>
+        </w:rPr>
+        <w:t>一般</w:t>
+      </w:r>
+      <w:r>
+        <w:t>有多个</w:t>
+      </w:r>
+      <w:r>
+        <w:t>IO</w:t>
+      </w:r>
+      <w:r>
+        <w:t>请求</w:t>
+      </w:r>
+      <w:r>
+        <w:rPr>
+          <w:rFonts w:hint="eastAsia"/>
+        </w:rPr>
+        <w:t>，每个</w:t>
+      </w:r>
+      <w:r>
+        <w:t>都用简单的</w:t>
+      </w:r>
+      <w:r>
+        <w:rPr>
+          <w:rFonts w:hint="eastAsia"/>
+        </w:rPr>
+        <w:t>阻塞</w:t>
+      </w:r>
+      <w:r>
+        <w:t>模型效率太低，</w:t>
+      </w:r>
+      <w:r>
+        <w:rPr>
+          <w:rFonts w:hint="eastAsia"/>
+        </w:rPr>
+        <w:t>Linux</w:t>
+      </w:r>
+      <w:r>
+        <w:t>提供了多路复用的</w:t>
+      </w:r>
+      <w:proofErr w:type="gramStart"/>
+      <w:r>
+        <w:t>的</w:t>
+      </w:r>
+      <w:proofErr w:type="gramEnd"/>
+      <w:r>
+        <w:t>系统调用</w:t>
+      </w:r>
+    </w:p>
+    <w:p>
+      <w:pPr>
+        <w:pStyle w:val="3"/>
+      </w:pPr>
+      <w:r>
+        <w:t>3.</w:t>
+      </w:r>
+      <w:r>
+        <w:rPr>
+          <w:rFonts w:hint="eastAsia"/>
+        </w:rPr>
+        <w:t>1</w:t>
+      </w:r>
+      <w:r>
+        <w:t xml:space="preserve"> </w:t>
+      </w:r>
+      <w:proofErr w:type="gramStart"/>
+      <w:r>
+        <w:rPr>
+          <w:rFonts w:hint="eastAsia"/>
+        </w:rPr>
+        <w:t>select</w:t>
+      </w:r>
+      <w:proofErr w:type="gramEnd"/>
+    </w:p>
+    <w:p>
+      <w:r>
+        <w:rPr>
+          <w:noProof/>
+        </w:rPr>
+        <w:lastRenderedPageBreak/>
+        <w:drawing>
+          <wp:inline distT="0" distB="0" distL="0" distR="0">
+            <wp:extent cx="5274310" cy="2644775"/>
+            <wp:effectExtent l="0" t="0" r="2540" b="3175"/>
+            <wp:docPr id="13" name="图片 13"/>
+            <wp:cNvGraphicFramePr>
+              <a:graphicFrameLocks xmlns:a="http://schemas.openxmlformats.org/drawingml/2006/main" noChangeAspect="1"/>
+            </wp:cNvGraphicFramePr>
+            <a:graphic xmlns:a="http://schemas.openxmlformats.org/drawingml/2006/main">
+              <a:graphicData uri="http://schemas.openxmlformats.org/drawingml/2006/picture">
+                <pic:pic xmlns:pic="http://schemas.openxmlformats.org/drawingml/2006/picture">
+                  <pic:nvPicPr>
+                    <pic:cNvPr id="13" name="io4.png"/>
+                    <pic:cNvPicPr/>
+                  </pic:nvPicPr>
+                  <pic:blipFill>
+                    <a:blip r:embed="rId8">
+                      <a:extLst>
+                        <a:ext uri="{28A0092B-C50C-407E-A947-70E740481C1C}">
+                          <a14:useLocalDpi xmlns:a14="http://schemas.microsoft.com/office/drawing/2010/main" val="0"/>
+                        </a:ext>
+                      </a:extLst>
+                    </a:blip>
+                    <a:stretch>
+                      <a:fillRect/>
+                    </a:stretch>
+                  </pic:blipFill>
+                  <pic:spPr>
+                    <a:xfrm>
+                      <a:off x="0" y="0"/>
+                      <a:ext cx="5274310" cy="2644775"/>
+                    </a:xfrm>
+                    <a:prstGeom prst="rect">
+                      <a:avLst/>
+                    </a:prstGeom>
+                  </pic:spPr>
+                </pic:pic>
+              </a:graphicData>
+            </a:graphic>
+          </wp:inline>
+        </w:drawing>
+      </w:r>
+    </w:p>
+    <w:p/>
+    <w:p>
+      <w:r>
+        <w:t>S</w:t>
+      </w:r>
+      <w:r>
+        <w:rPr>
+          <w:rFonts w:hint="eastAsia"/>
+        </w:rPr>
+        <w:t>elect()</w:t>
+      </w:r>
+      <w:r>
+        <w:rPr>
+          <w:rFonts w:hint="eastAsia"/>
+        </w:rPr>
+        <w:t>处理</w:t>
+      </w:r>
+      <w:r>
+        <w:t>流程</w:t>
+      </w:r>
+    </w:p>
+    <w:p>
+      <w:r>
+        <w:rPr>
+          <w:rFonts w:hint="eastAsia"/>
+        </w:rPr>
+        <w:t>a.</w:t>
+      </w:r>
+      <w:r>
+        <w:rPr>
+          <w:rFonts w:hint="eastAsia"/>
+        </w:rPr>
+        <w:t>告诉</w:t>
+      </w:r>
+      <w:r>
+        <w:t>系统，要关注哪些</w:t>
+      </w:r>
+      <w:r>
+        <w:t>IO</w:t>
+      </w:r>
+      <w:r>
+        <w:t>请求；</w:t>
+      </w:r>
+    </w:p>
+    <w:p>
+      <w:r>
+        <w:rPr>
+          <w:rFonts w:hint="eastAsia"/>
+        </w:rPr>
+        <w:t>b</w:t>
+      </w:r>
+      <w:r>
+        <w:t>.</w:t>
+      </w:r>
+      <w:r>
+        <w:rPr>
+          <w:rFonts w:hint="eastAsia"/>
+        </w:rPr>
+        <w:t>阻塞</w:t>
+      </w:r>
+      <w:r>
+        <w:t>等待，</w:t>
+      </w:r>
+      <w:r>
+        <w:rPr>
+          <w:rFonts w:hint="eastAsia"/>
+        </w:rPr>
+        <w:t>直到</w:t>
+      </w:r>
+      <w:r>
+        <w:t>有</w:t>
+      </w:r>
+      <w:r>
+        <w:t>IO</w:t>
+      </w:r>
+      <w:r>
+        <w:t>就绪，</w:t>
+      </w:r>
+      <w:r>
+        <w:rPr>
+          <w:rFonts w:hint="eastAsia"/>
+        </w:rPr>
+        <w:t>select</w:t>
+      </w:r>
+      <w:r>
+        <w:rPr>
+          <w:rFonts w:hint="eastAsia"/>
+        </w:rPr>
+        <w:t>返回</w:t>
+      </w:r>
+      <w:r>
+        <w:t>；</w:t>
+      </w:r>
+    </w:p>
+    <w:p>
+      <w:r>
+        <w:rPr>
+          <w:rFonts w:hint="eastAsia"/>
+        </w:rPr>
+        <w:t>c</w:t>
+      </w:r>
+      <w:r>
+        <w:t>.</w:t>
+      </w:r>
+      <w:r>
+        <w:rPr>
+          <w:rFonts w:hint="eastAsia"/>
+        </w:rPr>
+        <w:t>主动</w:t>
+      </w:r>
+      <w:r>
+        <w:t>查询是哪个</w:t>
+      </w:r>
+      <w:r>
+        <w:t>IO</w:t>
+      </w:r>
+      <w:r>
+        <w:t>就绪，然后</w:t>
+      </w:r>
+      <w:r>
+        <w:rPr>
+          <w:rFonts w:hint="eastAsia"/>
+        </w:rPr>
+        <w:t>响应</w:t>
+      </w:r>
+      <w:r>
+        <w:t>该</w:t>
+      </w:r>
+      <w:r>
+        <w:t>IO;</w:t>
+      </w:r>
+    </w:p>
+    <w:p>
+      <w:pPr>
+        <w:rPr>
+          <w:rFonts w:hint="eastAsia"/>
+        </w:rPr>
+      </w:pPr>
+      <w:r>
+        <w:t>d.</w:t>
+      </w:r>
+      <w:r>
+        <w:rPr>
+          <w:rFonts w:hint="eastAsia"/>
+        </w:rPr>
+        <w:t>重新</w:t>
+      </w:r>
+      <w:r>
+        <w:t>关注新的</w:t>
+      </w:r>
+      <w:r>
+        <w:t>IO</w:t>
+      </w:r>
+      <w:r>
+        <w:t>请求；</w:t>
+      </w:r>
+    </w:p>
+    <w:p>
+      <w:r>
+        <w:rPr>
+          <w:rFonts w:hint="eastAsia"/>
+          <w:noProof/>
+        </w:rPr>
+        <w:drawing>
+          <wp:inline distT="0" distB="0" distL="0" distR="0">
+            <wp:extent cx="3219899" cy="2391109"/>
+            <wp:effectExtent l="0" t="0" r="0" b="9525"/>
+            <wp:docPr id="7" name="图片 7"/>
+            <wp:cNvGraphicFramePr>
+              <a:graphicFrameLocks xmlns:a="http://schemas.openxmlformats.org/drawingml/2006/main" noChangeAspect="1"/>
+            </wp:cNvGraphicFramePr>
+            <a:graphic xmlns:a="http://schemas.openxmlformats.org/drawingml/2006/main">
+              <a:graphicData uri="http://schemas.openxmlformats.org/drawingml/2006/picture">
+                <pic:pic xmlns:pic="http://schemas.openxmlformats.org/drawingml/2006/picture">
+                  <pic:nvPicPr>
+                    <pic:cNvPr id="7" name="io5.png"/>
+                    <pic:cNvPicPr/>
+                  </pic:nvPicPr>
+                  <pic:blipFill>
+                    <a:blip r:embed="rId9">
+                      <a:extLst>
+                        <a:ext uri="{28A0092B-C50C-407E-A947-70E740481C1C}">
+                          <a14:useLocalDpi xmlns:a14="http://schemas.microsoft.com/office/drawing/2010/main" val="0"/>
+                        </a:ext>
+                      </a:extLst>
+                    </a:blip>
+                    <a:stretch>
+                      <a:fillRect/>
+                    </a:stretch>
+                  </pic:blipFill>
+                  <pic:spPr>
+                    <a:xfrm>
+                      <a:off x="0" y="0"/>
+                      <a:ext cx="3219899" cy="2391109"/>
+                    </a:xfrm>
+                    <a:prstGeom prst="rect">
+                      <a:avLst/>
+                    </a:prstGeom>
+                  </pic:spPr>
+                </pic:pic>
+              </a:graphicData>
+            </a:graphic>
+          </wp:inline>
+        </w:drawing>
+      </w:r>
+    </w:p>
+    <w:p>
+      <w:r>
+        <w:rPr>
+          <w:rFonts w:hint="eastAsia"/>
+        </w:rPr>
+        <w:t>当</w:t>
+      </w:r>
+      <w:r>
+        <w:rPr>
+          <w:rFonts w:hint="eastAsia"/>
+        </w:rPr>
+        <w:t>I</w:t>
+      </w:r>
+      <w:r>
+        <w:t>O</w:t>
+      </w:r>
+      <w:r>
+        <w:t>请求过多时，这种查询的方式也很浪费资源，因此</w:t>
+      </w:r>
+      <w:r>
+        <w:t>Linux</w:t>
+      </w:r>
+      <w:r>
+        <w:t>提供了一个新的系统调用</w:t>
+      </w:r>
+    </w:p>
+    <w:p>
+      <w:pPr>
+        <w:pStyle w:val="3"/>
+      </w:pPr>
+      <w:r>
+        <w:t>3.2</w:t>
+      </w:r>
+      <w:proofErr w:type="gramStart"/>
+      <w:r>
+        <w:t>.e</w:t>
+      </w:r>
+      <w:r>
+        <w:t>poll</w:t>
+      </w:r>
+      <w:proofErr w:type="gramEnd"/>
+      <w:r>
+        <w:t>()</w:t>
+      </w:r>
+    </w:p>
+    <w:p>
+      <w:r>
+        <w:rPr>
+          <w:rFonts w:hint="eastAsia"/>
+          <w:noProof/>
+        </w:rPr>
+        <w:drawing>
+          <wp:inline distT="0" distB="0" distL="0" distR="0">
+            <wp:extent cx="5125165" cy="2762636"/>
+            <wp:effectExtent l="0" t="0" r="0" b="0"/>
+            <wp:docPr id="8" name="图片 8"/>
+            <wp:cNvGraphicFramePr>
+              <a:graphicFrameLocks xmlns:a="http://schemas.openxmlformats.org/drawingml/2006/main" noChangeAspect="1"/>
+            </wp:cNvGraphicFramePr>
+            <a:graphic xmlns:a="http://schemas.openxmlformats.org/drawingml/2006/main">
+              <a:graphicData uri="http://schemas.openxmlformats.org/drawingml/2006/picture">
+                <pic:pic xmlns:pic="http://schemas.openxmlformats.org/drawingml/2006/picture">
+                  <pic:nvPicPr>
+                    <pic:cNvPr id="8" name="io6.png"/>
+                    <pic:cNvPicPr/>
+                  </pic:nvPicPr>
+                  <pic:blipFill>
+                    <a:blip r:embed="rId10">
+                      <a:extLst>
+                        <a:ext uri="{28A0092B-C50C-407E-A947-70E740481C1C}">
+                          <a14:useLocalDpi xmlns:a14="http://schemas.microsoft.com/office/drawing/2010/main" val="0"/>
+                        </a:ext>
+                      </a:extLst>
+                    </a:blip>
+                    <a:stretch>
+                      <a:fillRect/>
+                    </a:stretch>
+                  </pic:blipFill>
+                  <pic:spPr>
+                    <a:xfrm>
+                      <a:off x="0" y="0"/>
+                      <a:ext cx="5125165" cy="2762636"/>
+                    </a:xfrm>
+                    <a:prstGeom prst="rect">
+                      <a:avLst/>
+                    </a:prstGeom>
+                  </pic:spPr>
+                </pic:pic>
+              </a:graphicData>
+            </a:graphic>
+          </wp:inline>
+        </w:drawing>
+      </w:r>
+    </w:p>
+    <w:p>
+      <w:pPr>
+        <w:rPr>
+          <w:rFonts w:hint="eastAsia"/>
+        </w:rPr>
+      </w:pPr>
+      <w:proofErr w:type="spellStart"/>
+      <w:r>
+        <w:t>e</w:t>
+      </w:r>
+      <w:r>
+        <w:t>poll</w:t>
+      </w:r>
+      <w:proofErr w:type="spellEnd"/>
+      <w:r>
+        <w:rPr>
+          <w:rFonts w:hint="eastAsia"/>
+        </w:rPr>
+        <w:t>与</w:t>
+      </w:r>
+      <w:r>
+        <w:rPr>
+          <w:rFonts w:hint="eastAsia"/>
+        </w:rPr>
+        <w:t>select</w:t>
+      </w:r>
+      <w:r>
+        <w:rPr>
+          <w:rFonts w:hint="eastAsia"/>
+        </w:rPr>
+        <w:t>的</w:t>
+      </w:r>
+      <w:r>
+        <w:t>不同</w:t>
+      </w:r>
+      <w:r>
+        <w:rPr>
+          <w:rFonts w:hint="eastAsia"/>
+        </w:rPr>
+        <w:t>：</w:t>
+      </w:r>
+    </w:p>
+    <w:p>
+      <w:r>
+        <w:t>a.</w:t>
+      </w:r>
+      <w:r>
+        <w:rPr>
+          <w:rFonts w:hint="eastAsia"/>
+        </w:rPr>
+        <w:t>将</w:t>
+      </w:r>
+      <w:r>
+        <w:t>注册</w:t>
+      </w:r>
+      <w:r>
+        <w:rPr>
+          <w:rFonts w:hint="eastAsia"/>
+        </w:rPr>
+        <w:t>I</w:t>
+      </w:r>
+      <w:r>
+        <w:t>O</w:t>
+      </w:r>
+      <w:r>
+        <w:t>请求和等待</w:t>
+      </w:r>
+      <w:r>
+        <w:rPr>
+          <w:rFonts w:hint="eastAsia"/>
+        </w:rPr>
+        <w:t>事件</w:t>
+      </w:r>
+      <w:r>
+        <w:t>触发分离开；</w:t>
+      </w:r>
+    </w:p>
+    <w:p>
+      <w:r>
+        <w:t>b.</w:t>
+      </w:r>
+      <w:r>
+        <w:rPr>
+          <w:rFonts w:hint="eastAsia"/>
+        </w:rPr>
+        <w:t>返回后</w:t>
+      </w:r>
+      <w:r>
+        <w:t>，</w:t>
+      </w:r>
+      <w:r>
+        <w:rPr>
+          <w:rFonts w:hint="eastAsia"/>
+        </w:rPr>
+        <w:t>直接</w:t>
+      </w:r>
+      <w:r>
+        <w:t>告诉哪些</w:t>
+      </w:r>
+      <w:r>
+        <w:t>IO</w:t>
+      </w:r>
+      <w:r>
+        <w:t>就绪，</w:t>
+      </w:r>
+      <w:r>
+        <w:rPr>
+          <w:b/>
+        </w:rPr>
+        <w:t>不用再主动查询</w:t>
+      </w:r>
+      <w:r>
+        <w:t>；</w:t>
+      </w:r>
+    </w:p>
+    <w:p>
+      <w:r>
+        <w:rPr>
+          <w:rFonts w:hint="eastAsia"/>
+          <w:noProof/>
+        </w:rPr>
+        <w:drawing>
+          <wp:inline distT="0" distB="0" distL="0" distR="0">
+            <wp:extent cx="5274310" cy="2249170"/>
+            <wp:effectExtent l="0" t="0" r="2540" b="0"/>
+            <wp:docPr id="9" name="图片 9"/>
+            <wp:cNvGraphicFramePr>
+              <a:graphicFrameLocks xmlns:a="http://schemas.openxmlformats.org/drawingml/2006/main" noChangeAspect="1"/>
+            </wp:cNvGraphicFramePr>
+            <a:graphic xmlns:a="http://schemas.openxmlformats.org/drawingml/2006/main">
+              <a:graphicData uri="http://schemas.openxmlformats.org/drawingml/2006/picture">
+                <pic:pic xmlns:pic="http://schemas.openxmlformats.org/drawingml/2006/picture">
+                  <pic:nvPicPr>
+                    <pic:cNvPr id="9" name="io7.png"/>
+                    <pic:cNvPicPr/>
+                  </pic:nvPicPr>
+                  <pic:blipFill>
+                    <a:blip r:embed="rId11">
+                      <a:extLst>
+                        <a:ext uri="{28A0092B-C50C-407E-A947-70E740481C1C}">
+                          <a14:useLocalDpi xmlns:a14="http://schemas.microsoft.com/office/drawing/2010/main" val="0"/>
+                        </a:ext>
+                      </a:extLst>
+                    </a:blip>
+                    <a:stretch>
+                      <a:fillRect/>
+                    </a:stretch>
+                  </pic:blipFill>
+                  <pic:spPr>
+                    <a:xfrm>
+                      <a:off x="0" y="0"/>
+                      <a:ext cx="5274310" cy="2249170"/>
+                    </a:xfrm>
+                    <a:prstGeom prst="rect">
+                      <a:avLst/>
+                    </a:prstGeom>
+                  </pic:spPr>
+                </pic:pic>
+              </a:graphicData>
+            </a:graphic>
+          </wp:inline>
+        </w:drawing>
+      </w:r>
+    </w:p>
+    <w:p/>
+    <w:p>
+      <w:r>
+        <w:rPr>
+          <w:rFonts w:hint="eastAsia"/>
+        </w:rPr>
+        <w:t>当</w:t>
+      </w:r>
+      <w:r>
+        <w:rPr>
+          <w:rFonts w:hint="eastAsia"/>
+        </w:rPr>
+        <w:t>I</w:t>
+      </w:r>
+      <w:r>
+        <w:t>O</w:t>
+      </w:r>
+      <w:r>
+        <w:rPr>
+          <w:rFonts w:hint="eastAsia"/>
+        </w:rPr>
+        <w:t>数量</w:t>
+      </w:r>
+      <w:r>
+        <w:t>不多</w:t>
+      </w:r>
+      <w:r>
+        <w:rPr>
+          <w:rFonts w:hint="eastAsia"/>
+        </w:rPr>
+        <w:t>时</w:t>
+      </w:r>
+      <w:r>
+        <w:t>，可以用</w:t>
+      </w:r>
+      <w:r>
+        <w:rPr>
+          <w:rFonts w:hint="eastAsia"/>
+        </w:rPr>
+        <w:t>select</w:t>
+      </w:r>
+      <w:r>
+        <w:rPr>
+          <w:rFonts w:hint="eastAsia"/>
+        </w:rPr>
+        <w:t>或</w:t>
+      </w:r>
+      <w:proofErr w:type="spellStart"/>
+      <w:r>
+        <w:rPr>
+          <w:rFonts w:hint="eastAsia"/>
+        </w:rPr>
+        <w:t>epoll</w:t>
+      </w:r>
+      <w:proofErr w:type="spellEnd"/>
+      <w:r>
+        <w:rPr>
+          <w:rFonts w:hint="eastAsia"/>
+        </w:rPr>
+        <w:t>，</w:t>
+      </w:r>
+      <w:r>
+        <w:rPr>
+          <w:rFonts w:hint="eastAsia"/>
+        </w:rPr>
+        <w:t>但是</w:t>
+      </w:r>
+      <w:r>
+        <w:rPr>
+          <w:rFonts w:hint="eastAsia"/>
+        </w:rPr>
+        <w:t>比如</w:t>
+      </w:r>
+      <w:r>
+        <w:t>大型网络应用，</w:t>
+      </w:r>
+      <w:r>
+        <w:rPr>
+          <w:rFonts w:hint="eastAsia"/>
+        </w:rPr>
+        <w:t>响应</w:t>
+      </w:r>
+      <w:r>
+        <w:t>多个</w:t>
+      </w:r>
+      <w:r>
+        <w:t>IO</w:t>
+      </w:r>
+      <w:r>
+        <w:rPr>
+          <w:rFonts w:hint="eastAsia"/>
+        </w:rPr>
+        <w:t>请求</w:t>
+      </w:r>
+      <w:r>
+        <w:t>时，用</w:t>
+      </w:r>
+      <w:proofErr w:type="spellStart"/>
+      <w:r>
+        <w:rPr>
+          <w:rFonts w:hint="eastAsia"/>
+        </w:rPr>
+        <w:t>epoll</w:t>
+      </w:r>
+      <w:proofErr w:type="spellEnd"/>
+      <w:r>
+        <w:rPr>
+          <w:rFonts w:hint="eastAsia"/>
+        </w:rPr>
+        <w:t>效率</w:t>
+      </w:r>
+      <w:r>
+        <w:t>远高于</w:t>
+      </w:r>
+      <w:r>
+        <w:rPr>
+          <w:rFonts w:hint="eastAsia"/>
+        </w:rPr>
+        <w:t>select</w:t>
+      </w:r>
+      <w:r>
+        <w:rPr>
+          <w:rFonts w:hint="eastAsia"/>
+        </w:rPr>
+        <w:t>。</w:t>
+      </w:r>
+    </w:p>
+    <w:p>
+      <w:r>
+        <w:t xml:space="preserve">signal </w:t>
+      </w:r>
+      <w:proofErr w:type="spellStart"/>
+      <w:r>
+        <w:t>io</w:t>
+      </w:r>
+      <w:proofErr w:type="spellEnd"/>
+      <w:r>
+        <w:rPr>
+          <w:rFonts w:hint="eastAsia"/>
+        </w:rPr>
+        <w:t>方式</w:t>
+      </w:r>
+      <w:r>
+        <w:t>，都是</w:t>
+      </w:r>
+      <w:r>
+        <w:rPr>
+          <w:rFonts w:hint="eastAsia"/>
+        </w:rPr>
+        <w:t>read/write</w:t>
+      </w:r>
+      <w:r>
+        <w:rPr>
+          <w:rFonts w:hint="eastAsia"/>
+        </w:rPr>
+        <w:t>阻塞</w:t>
+      </w:r>
+      <w:r>
+        <w:t>，底层实现</w:t>
+      </w:r>
+      <w:r>
+        <w:rPr>
+          <w:rFonts w:hint="eastAsia"/>
+        </w:rPr>
+        <w:t>，</w:t>
+      </w:r>
+      <w:r>
+        <w:t>比如驱动程序中，待</w:t>
+      </w:r>
+      <w:r>
+        <w:t>IO</w:t>
+      </w:r>
+      <w:r>
+        <w:t>就绪后，内核发送信号，唤醒阻塞；</w:t>
+      </w:r>
+    </w:p>
+    <w:p>
+      <w:r>
+        <w:rPr>
+          <w:rFonts w:hint="eastAsia"/>
+        </w:rPr>
+        <w:t>比如</w:t>
+      </w:r>
+      <w:r>
+        <w:t>读触摸屏应用，</w:t>
+      </w:r>
+      <w:r>
+        <w:rPr>
+          <w:rFonts w:hint="eastAsia"/>
+        </w:rPr>
+        <w:t>read</w:t>
+      </w:r>
+      <w:r>
+        <w:rPr>
+          <w:rFonts w:hint="eastAsia"/>
+        </w:rPr>
+        <w:t>被阻塞</w:t>
+      </w:r>
+      <w:r>
+        <w:t>，只有触摸屏被按下，</w:t>
+      </w:r>
+      <w:r>
+        <w:rPr>
+          <w:rFonts w:hint="eastAsia"/>
+        </w:rPr>
+        <w:t>触发</w:t>
+      </w:r>
+      <w:r>
+        <w:t>中断程序响应，读取触摸</w:t>
+      </w:r>
+      <w:proofErr w:type="gramStart"/>
+      <w:r>
+        <w:t>屏</w:t>
+      </w:r>
+      <w:r>
+        <w:rPr>
+          <w:rFonts w:hint="eastAsia"/>
+        </w:rPr>
+        <w:t>行为</w:t>
+      </w:r>
+      <w:proofErr w:type="gramEnd"/>
+      <w:r>
+        <w:t>数据后，内核发送信号唤醒</w:t>
+      </w:r>
+      <w:r>
+        <w:t>APP</w:t>
+      </w:r>
+      <w:r>
+        <w:t>的等待，</w:t>
+      </w:r>
+      <w:r>
+        <w:t>APP</w:t>
+      </w:r>
+      <w:r>
+        <w:t>读到触摸动作信息，做相应业务处理。</w:t>
+      </w:r>
+    </w:p>
+    <w:p>
+      <w:pPr>
+        <w:rPr>
+          <w:rFonts w:hint="eastAsia"/>
+        </w:rPr>
+      </w:pPr>
+    </w:p>
+    <w:p>
+      <w:r>
+        <w:rPr>
+          <w:rFonts w:hint="eastAsia"/>
+        </w:rPr>
+        <w:t>实际</w:t>
+      </w:r>
+      <w:r>
+        <w:t>目前工程上，处理异步</w:t>
+      </w:r>
+      <w:r>
+        <w:t>I/O</w:t>
+      </w:r>
+      <w:r>
+        <w:t>更多用</w:t>
+      </w:r>
+      <w:r>
+        <w:rPr>
+          <w:rFonts w:hint="eastAsia"/>
+        </w:rPr>
+        <w:t>以下</w:t>
+      </w:r>
+      <w:r>
+        <w:t>方法</w:t>
+      </w:r>
+    </w:p>
+    <w:p>
+      <w:pPr>
+        <w:rPr>
+          <w:rFonts w:hint="eastAsia"/>
+        </w:rPr>
+      </w:pPr>
+    </w:p>
+    <w:p>
+      <w:pPr>
+        <w:pStyle w:val="2"/>
+      </w:pPr>
+      <w:r>
+        <w:rPr>
+          <w:rFonts w:hint="eastAsia"/>
+        </w:rPr>
+        <w:t>4.</w:t>
+      </w:r>
+      <w:r>
+        <w:rPr>
+          <w:rFonts w:hint="eastAsia"/>
+        </w:rPr>
+        <w:t>异步</w:t>
+      </w:r>
+      <w:r>
+        <w:t>IO</w:t>
+      </w:r>
+    </w:p>
+    <w:p>
+      <w:r>
+        <w:rPr>
+          <w:noProof/>
+        </w:rPr>
+        <w:drawing>
+          <wp:inline distT="0" distB="0" distL="0" distR="0">
+            <wp:extent cx="4639322" cy="2572109"/>
+            <wp:effectExtent l="0" t="0" r="0" b="0"/>
+            <wp:docPr id="14" name="图片 14"/>
+            <wp:cNvGraphicFramePr>
+              <a:graphicFrameLocks xmlns:a="http://schemas.openxmlformats.org/drawingml/2006/main" noChangeAspect="1"/>
+            </wp:cNvGraphicFramePr>
+            <a:graphic xmlns:a="http://schemas.openxmlformats.org/drawingml/2006/main">
+              <a:graphicData uri="http://schemas.openxmlformats.org/drawingml/2006/picture">
+                <pic:pic xmlns:pic="http://schemas.openxmlformats.org/drawingml/2006/picture">
+                  <pic:nvPicPr>
+                    <pic:cNvPr id="14" name="io8.png"/>
+                    <pic:cNvPicPr/>
+                  </pic:nvPicPr>
+                  <pic:blipFill>
+                    <a:blip r:embed="rId12">
+                      <a:extLst>
+                        <a:ext uri="{28A0092B-C50C-407E-A947-70E740481C1C}">
+                          <a14:useLocalDpi xmlns:a14="http://schemas.microsoft.com/office/drawing/2010/main" val="0"/>
+                        </a:ext>
+                      </a:extLst>
+                    </a:blip>
+                    <a:stretch>
+                      <a:fillRect/>
+                    </a:stretch>
+                  </pic:blipFill>
+                  <pic:spPr>
+                    <a:xfrm>
+                      <a:off x="0" y="0"/>
+                      <a:ext cx="4639322" cy="2572109"/>
+                    </a:xfrm>
+                    <a:prstGeom prst="rect">
+                      <a:avLst/>
+                    </a:prstGeom>
+                  </pic:spPr>
+                </pic:pic>
+              </a:graphicData>
+            </a:graphic>
+          </wp:inline>
+        </w:drawing>
+      </w:r>
+    </w:p>
+    <w:p>
+      <w:pPr>
+        <w:pStyle w:val="3"/>
+      </w:pPr>
+      <w:r>
+        <w:t>4.1 C</w:t>
+      </w:r>
+      <w:proofErr w:type="gramStart"/>
+      <w:r>
+        <w:rPr>
+          <w:rFonts w:hint="eastAsia"/>
+        </w:rPr>
+        <w:t>库</w:t>
+      </w:r>
+      <w:r>
+        <w:t>提供</w:t>
+      </w:r>
+      <w:proofErr w:type="gramEnd"/>
+      <w:r>
+        <w:t>的</w:t>
+      </w:r>
+      <w:r>
+        <w:t>Glibc</w:t>
+      </w:r>
+      <w:r>
+        <w:t>-AIO</w:t>
+      </w:r>
+    </w:p>
+    <w:p>
+      <w:r>
+        <w:t>Glibc-AIO</w:t>
+      </w:r>
+      <w:r>
+        <w:rPr>
+          <w:rFonts w:hint="eastAsia"/>
+        </w:rPr>
+        <w:t>原理</w:t>
+      </w:r>
+      <w:r>
+        <w:t>，</w:t>
+      </w:r>
+      <w:proofErr w:type="spellStart"/>
+      <w:r>
+        <w:rPr>
+          <w:rFonts w:hint="eastAsia"/>
+        </w:rPr>
+        <w:t>aio_read</w:t>
+      </w:r>
+      <w:proofErr w:type="spellEnd"/>
+      <w:r>
+        <w:rPr>
+          <w:rFonts w:hint="eastAsia"/>
+        </w:rPr>
+        <w:t>()</w:t>
+      </w:r>
+      <w:r>
+        <w:rPr>
+          <w:rFonts w:hint="eastAsia"/>
+        </w:rPr>
+        <w:t>立即</w:t>
+      </w:r>
+      <w:r>
+        <w:t>返回，后台自动创建线程读取</w:t>
+      </w:r>
+      <w:proofErr w:type="spellStart"/>
+      <w:r>
+        <w:rPr>
+          <w:rFonts w:hint="eastAsia"/>
+        </w:rPr>
+        <w:t>io</w:t>
+      </w:r>
+      <w:proofErr w:type="spellEnd"/>
+      <w:r>
+        <w:rPr>
+          <w:rFonts w:hint="eastAsia"/>
+        </w:rPr>
+        <w:t>，</w:t>
+      </w:r>
+      <w:proofErr w:type="spellStart"/>
+      <w:r>
+        <w:rPr>
+          <w:rFonts w:hint="eastAsia"/>
+        </w:rPr>
+        <w:t>aio_suspend</w:t>
+      </w:r>
+      <w:proofErr w:type="spellEnd"/>
+      <w:r>
+        <w:rPr>
+          <w:rFonts w:hint="eastAsia"/>
+        </w:rPr>
+        <w:t>()</w:t>
+      </w:r>
+      <w:r>
+        <w:rPr>
+          <w:rFonts w:hint="eastAsia"/>
+        </w:rPr>
+        <w:t>查询</w:t>
+      </w:r>
+      <w:r>
+        <w:t>IO</w:t>
+      </w:r>
+      <w:r>
+        <w:t>是否完成</w:t>
+      </w:r>
+      <w:r>
+        <w:rPr>
+          <w:rFonts w:hint="eastAsia"/>
+        </w:rPr>
+        <w:t>，完成</w:t>
+      </w:r>
+      <w:r>
+        <w:t>立即返回，未完成，等待</w:t>
+      </w:r>
+      <w:r>
+        <w:t>；</w:t>
+      </w:r>
+    </w:p>
+    <w:p>
+      <w:pPr>
+        <w:pStyle w:val="3"/>
+      </w:pPr>
+      <w:r>
+        <w:t xml:space="preserve">4.2 </w:t>
+      </w:r>
+      <w:r>
+        <w:rPr>
+          <w:rFonts w:hint="eastAsia"/>
+        </w:rPr>
+        <w:t>内核</w:t>
+      </w:r>
+      <w:r>
+        <w:t>提供的</w:t>
+      </w:r>
+      <w:r>
+        <w:rPr>
+          <w:rFonts w:hint="eastAsia"/>
+        </w:rPr>
+        <w:t>Kernel-AIO</w:t>
+      </w:r>
+      <w:r>
+        <w:rPr>
+          <w:rFonts w:hint="eastAsia"/>
+        </w:rPr>
+        <w:t>：</w:t>
+      </w:r>
+    </w:p>
+    <w:p>
+      <w:r>
+        <w:rPr>
+          <w:rFonts w:hint="eastAsia"/>
+        </w:rPr>
+        <w:t>一般</w:t>
+      </w:r>
+      <w:r>
+        <w:t>用来读取硬盘数据，比如</w:t>
+      </w:r>
+      <w:r>
+        <w:rPr>
+          <w:rFonts w:hint="eastAsia"/>
+        </w:rPr>
+        <w:t>数据库</w:t>
+      </w:r>
+      <w:r>
+        <w:t>读取；</w:t>
+      </w:r>
+    </w:p>
+    <w:p>
+      <w:pPr>
+        <w:rPr>
+          <w:rFonts w:hint="eastAsia"/>
+        </w:rPr>
+      </w:pPr>
+      <w:r>
+        <w:rPr>
+          <w:rFonts w:hint="eastAsia"/>
+        </w:rPr>
+        <w:t>这些</w:t>
+      </w:r>
+      <w:r>
+        <w:t>异步模型，天然的将</w:t>
+      </w:r>
+      <w:r>
+        <w:t>IO</w:t>
+      </w:r>
+      <w:r>
+        <w:t>与</w:t>
+      </w:r>
+      <w:r>
+        <w:t>CPU</w:t>
+      </w:r>
+      <w:r>
+        <w:t>消耗等待做并行处理；</w:t>
       </w:r>
       <w:bookmarkStart w:id="0" w:name="_GoBack"/>
       <w:bookmarkEnd w:id="0"/>
     </w:p>
     <w:p>
-      <w:r>
-        <w:rPr>
-          <w:rFonts w:hint="eastAsia"/>
-        </w:rPr>
-        <w:t>阻塞</w:t>
-      </w:r>
-    </w:p>
-    <w:p>
-      <w:r>
-        <w:rPr>
-          <w:rFonts w:hint="eastAsia"/>
-        </w:rPr>
-        <w:t>非</w:t>
-      </w:r>
-      <w:r>
-        <w:t>阻塞</w:t>
-      </w:r>
-    </w:p>
-    <w:p>
-      <w:r>
-        <w:rPr>
-          <w:rFonts w:hint="eastAsia"/>
-        </w:rPr>
-        <w:t>多路</w:t>
-      </w:r>
-      <w:r>
-        <w:t>复用</w:t>
-      </w:r>
-    </w:p>
-    <w:p>
-      <w:proofErr w:type="gramStart"/>
-      <w:r>
-        <w:t>signal</w:t>
-      </w:r>
-      <w:proofErr w:type="gramEnd"/>
-      <w:r>
-        <w:t xml:space="preserve"> </w:t>
-      </w:r>
-      <w:proofErr w:type="spellStart"/>
-      <w:r>
-        <w:t>io</w:t>
-      </w:r>
-      <w:proofErr w:type="spellEnd"/>
-    </w:p>
-    <w:p>
-      <w:r>
-        <w:rPr>
-          <w:rFonts w:hint="eastAsia"/>
-        </w:rPr>
-        <w:t>异步</w:t>
-      </w:r>
-      <w:r>
-        <w:t>IO</w:t>
-      </w:r>
-    </w:p>
-    <w:p>
       <w:pPr>
-        <w:rPr>
-          <w:rFonts w:hint="eastAsia"/>
-        </w:rPr>
+        <w:pStyle w:val="2"/>
       </w:pPr>
-      <w:proofErr w:type="spellStart"/>
+      <w:r>
+        <w:t>5.</w:t>
+      </w:r>
       <w:r>
         <w:t>Libevent</w:t>
       </w:r>
-      <w:proofErr w:type="spellEnd"/>
-    </w:p>
+      <w:r>
+        <w:rPr>
+          <w:rFonts w:hint="eastAsia"/>
+        </w:rPr>
+        <w:t>事件</w:t>
+      </w:r>
+      <w:r>
+        <w:t>触发，</w:t>
+      </w:r>
+    </w:p>
+    <w:p>
+      <w:pPr>
+        <w:rPr>
+          <w:rFonts w:hint="eastAsia"/>
+        </w:rPr>
+      </w:pPr>
+      <w:r>
+        <w:t>类似</w:t>
+      </w:r>
+      <w:r>
+        <w:t>QT</w:t>
+      </w:r>
+      <w:r>
+        <w:rPr>
+          <w:rFonts w:hint="eastAsia"/>
+        </w:rPr>
+        <w:t>/</w:t>
+      </w:r>
+      <w:r>
+        <w:t>VC</w:t>
+      </w:r>
+      <w:r>
+        <w:t>的按钮</w:t>
+      </w:r>
+    </w:p>
+    <w:p>
+      <w:r>
+        <w:rPr>
+          <w:noProof/>
+        </w:rPr>
+        <w:drawing>
+          <wp:inline distT="0" distB="0" distL="0" distR="0">
+            <wp:extent cx="5274310" cy="3241040"/>
+            <wp:effectExtent l="0" t="0" r="2540" b="0"/>
+            <wp:docPr id="11" name="图片 11"/>
+            <wp:cNvGraphicFramePr>
+              <a:graphicFrameLocks xmlns:a="http://schemas.openxmlformats.org/drawingml/2006/main" noChangeAspect="1"/>
+            </wp:cNvGraphicFramePr>
+            <a:graphic xmlns:a="http://schemas.openxmlformats.org/drawingml/2006/main">
+              <a:graphicData uri="http://schemas.openxmlformats.org/drawingml/2006/picture">
+                <pic:pic xmlns:pic="http://schemas.openxmlformats.org/drawingml/2006/picture">
+                  <pic:nvPicPr>
+                    <pic:cNvPr id="11" name="io9.png"/>
+                    <pic:cNvPicPr/>
+                  </pic:nvPicPr>
+                  <pic:blipFill>
+                    <a:blip r:embed="rId13">
+                      <a:extLst>
+                        <a:ext uri="{28A0092B-C50C-407E-A947-70E740481C1C}">
+                          <a14:useLocalDpi xmlns:a14="http://schemas.microsoft.com/office/drawing/2010/main" val="0"/>
+                        </a:ext>
+                      </a:extLst>
+                    </a:blip>
+                    <a:stretch>
+                      <a:fillRect/>
+                    </a:stretch>
+                  </pic:blipFill>
+                  <pic:spPr>
+                    <a:xfrm>
+                      <a:off x="0" y="0"/>
+                      <a:ext cx="5274310" cy="3241040"/>
+                    </a:xfrm>
+                    <a:prstGeom prst="rect">
+                      <a:avLst/>
+                    </a:prstGeom>
+                  </pic:spPr>
+                </pic:pic>
+              </a:graphicData>
+            </a:graphic>
+          </wp:inline>
+        </w:drawing>
+      </w:r>
+    </w:p>
+    <w:p/>
     <w:sectPr>
       <w:pgSz w:w="11906" w:h="16838"/>
       <w:pgMar w:top="1440" w:right="1800" w:bottom="1440" w:left="1800" w:header="851" w:footer="992" w:gutter="0"/>
@@ -499,6 +2486,73 @@
       <w:jc w:val="both"/>
     </w:pPr>
   </w:style>
+  <w:style w:type="paragraph" w:styleId="1">
+    <w:name w:val="heading 1"/>
+    <w:basedOn w:val="a"/>
+    <w:next w:val="a"/>
+    <w:link w:val="1Char"/>
+    <w:uiPriority w:val="9"/>
+    <w:qFormat/>
+    <w:rsid w:val="00277B62"/>
+    <w:pPr>
+      <w:keepNext/>
+      <w:keepLines/>
+      <w:spacing w:before="340" w:after="330" w:line="578" w:lineRule="auto"/>
+      <w:outlineLvl w:val="0"/>
+    </w:pPr>
+    <w:rPr>
+      <w:b/>
+      <w:bCs/>
+      <w:kern w:val="44"/>
+      <w:sz w:val="44"/>
+      <w:szCs w:val="44"/>
+    </w:rPr>
+  </w:style>
+  <w:style w:type="paragraph" w:styleId="2">
+    <w:name w:val="heading 2"/>
+    <w:basedOn w:val="a"/>
+    <w:next w:val="a"/>
+    <w:link w:val="2Char"/>
+    <w:uiPriority w:val="9"/>
+    <w:unhideWhenUsed/>
+    <w:qFormat/>
+    <w:rsid w:val="00B41397"/>
+    <w:pPr>
+      <w:keepNext/>
+      <w:keepLines/>
+      <w:spacing w:before="260" w:after="260" w:line="416" w:lineRule="auto"/>
+      <w:outlineLvl w:val="1"/>
+    </w:pPr>
+    <w:rPr>
+      <w:rFonts w:asciiTheme="majorHAnsi" w:eastAsiaTheme="majorEastAsia" w:hAnsiTheme="majorHAnsi" w:cstheme="majorBidi"/>
+      <w:b/>
+      <w:bCs/>
+      <w:sz w:val="32"/>
+      <w:szCs w:val="32"/>
+    </w:rPr>
+  </w:style>
+  <w:style w:type="paragraph" w:styleId="3">
+    <w:name w:val="heading 3"/>
+    <w:basedOn w:val="a"/>
+    <w:next w:val="a"/>
+    <w:link w:val="3Char"/>
+    <w:uiPriority w:val="9"/>
+    <w:unhideWhenUsed/>
+    <w:qFormat/>
+    <w:rsid w:val="00B41397"/>
+    <w:pPr>
+      <w:keepNext/>
+      <w:keepLines/>
+      <w:spacing w:before="260" w:after="260" w:line="416" w:lineRule="auto"/>
+      <w:outlineLvl w:val="2"/>
+    </w:pPr>
+    <w:rPr>
+      <w:b/>
+      <w:bCs/>
+      <w:sz w:val="32"/>
+      <w:szCs w:val="32"/>
+    </w:rPr>
+  </w:style>
   <w:style w:type="character" w:default="1" w:styleId="a0">
     <w:name w:val="Default Paragraph Font"/>
     <w:uiPriority w:val="1"/>
@@ -525,6 +2579,57 @@
     <w:uiPriority w:val="99"/>
     <w:semiHidden/>
     <w:unhideWhenUsed/>
+  </w:style>
+  <w:style w:type="paragraph" w:styleId="a3">
+    <w:name w:val="List Paragraph"/>
+    <w:basedOn w:val="a"/>
+    <w:uiPriority w:val="34"/>
+    <w:qFormat/>
+    <w:rsid w:val="00BF7D70"/>
+    <w:pPr>
+      <w:ind w:firstLineChars="200" w:firstLine="420"/>
+    </w:pPr>
+  </w:style>
+  <w:style w:type="character" w:customStyle="1" w:styleId="1Char">
+    <w:name w:val="标题 1 Char"/>
+    <w:basedOn w:val="a0"/>
+    <w:link w:val="1"/>
+    <w:uiPriority w:val="9"/>
+    <w:rsid w:val="00277B62"/>
+    <w:rPr>
+      <w:b/>
+      <w:bCs/>
+      <w:kern w:val="44"/>
+      <w:sz w:val="44"/>
+      <w:szCs w:val="44"/>
+    </w:rPr>
+  </w:style>
+  <w:style w:type="character" w:customStyle="1" w:styleId="2Char">
+    <w:name w:val="标题 2 Char"/>
+    <w:basedOn w:val="a0"/>
+    <w:link w:val="2"/>
+    <w:uiPriority w:val="9"/>
+    <w:rsid w:val="00B41397"/>
+    <w:rPr>
+      <w:rFonts w:asciiTheme="majorHAnsi" w:eastAsiaTheme="majorEastAsia" w:hAnsiTheme="majorHAnsi" w:cstheme="majorBidi"/>
+      <w:b/>
+      <w:bCs/>
+      <w:sz w:val="32"/>
+      <w:szCs w:val="32"/>
+    </w:rPr>
+  </w:style>
+  <w:style w:type="character" w:customStyle="1" w:styleId="3Char">
+    <w:name w:val="标题 3 Char"/>
+    <w:basedOn w:val="a0"/>
+    <w:link w:val="3"/>
+    <w:uiPriority w:val="9"/>
+    <w:rsid w:val="00B41397"/>
+    <w:rPr>
+      <w:b/>
+      <w:bCs/>
+      <w:sz w:val="32"/>
+      <w:szCs w:val="32"/>
+    </w:rPr>
   </w:style>
 </w:styles>
 </file>
